--- a/블로그글작성/폐기물/변경허가_변경신고/건설폐기물_처리업_변경허가_정리.docx
+++ b/블로그글작성/폐기물/변경허가_변경신고/건설폐기물_처리업_변경허가_정리.docx
@@ -1058,11 +1058,101 @@
           <w:color w:val="000000"/>
           <w:sz w:val="18"/>
         </w:rPr>
-        <w:t>① 법 제22조 제1항에서 '기후에너지환경부령으로 정하는 중요 사항'이란 다음 각 호를 말한다.  1. 수집·운반 또는 중간처리대상 건설폐기물의 변경  2. 건설폐기물 처리시설 소재지의 변경  3. 운반차량(임시차량 제외)의 증차  4. 건설폐기물 처리시설 또는 순환아스팔트콘크리트 생산시설의 신설  5. 처리용량의 30% 이상 변경(누계)  6. 주요설비의 변경(구조변경으로 배출시설 변경허가·변경신고 대상이 되는 경우, 습식 파쇄·분쇄시설로의 구조변경만 해당)  7. 허용보관량의 변경  8. 사업장 부지의 확장 또는 축소</w:t>
+        <w:t>① 법 제22조 제1항에서 '기후에너지환경부령으로 정하는 중요 사항'이란 다음 각 호를 말한다.</w:t>
       </w:r>
       <w:r>
         <w:br/>
       </w:r>
+      <w:r>
+        <w:rPr>
+          <w:rFonts w:ascii="맑은 고딕" w:hAnsi="맑은 고딕" w:eastAsia="맑은 고딕"/>
+          <w:color w:val="000000"/>
+          <w:sz w:val="18"/>
+        </w:rPr>
+        <w:t>1. 수집·운반 또는 중간처리대상 건설폐기물의 변경</w:t>
+      </w:r>
+      <w:r>
+        <w:br/>
+      </w:r>
+      <w:r>
+        <w:rPr>
+          <w:rFonts w:ascii="맑은 고딕" w:hAnsi="맑은 고딕" w:eastAsia="맑은 고딕"/>
+          <w:color w:val="000000"/>
+          <w:sz w:val="18"/>
+        </w:rPr>
+        <w:t>2. 건설폐기물 처리시설 소재지의 변경</w:t>
+      </w:r>
+      <w:r>
+        <w:br/>
+      </w:r>
+      <w:r>
+        <w:rPr>
+          <w:rFonts w:ascii="맑은 고딕" w:hAnsi="맑은 고딕" w:eastAsia="맑은 고딕"/>
+          <w:color w:val="000000"/>
+          <w:sz w:val="18"/>
+        </w:rPr>
+        <w:t>3. 운반차량(임시차량 제외)의 증차</w:t>
+      </w:r>
+      <w:r>
+        <w:br/>
+      </w:r>
+      <w:r>
+        <w:rPr>
+          <w:rFonts w:ascii="맑은 고딕" w:hAnsi="맑은 고딕" w:eastAsia="맑은 고딕"/>
+          <w:color w:val="000000"/>
+          <w:sz w:val="18"/>
+        </w:rPr>
+        <w:t>4. 건설폐기물 처리시설 또는 순환아스팔트콘크리트 생산시설의 신설</w:t>
+      </w:r>
+      <w:r>
+        <w:br/>
+      </w:r>
+      <w:r>
+        <w:rPr>
+          <w:rFonts w:ascii="맑은 고딕" w:hAnsi="맑은 고딕" w:eastAsia="맑은 고딕"/>
+          <w:color w:val="000000"/>
+          <w:sz w:val="18"/>
+        </w:rPr>
+        <w:t>5. 처리용량의 30% 이상 변경(누계)</w:t>
+      </w:r>
+      <w:r>
+        <w:br/>
+      </w:r>
+      <w:r>
+        <w:rPr>
+          <w:rFonts w:ascii="맑은 고딕" w:hAnsi="맑은 고딕" w:eastAsia="맑은 고딕"/>
+          <w:color w:val="000000"/>
+          <w:sz w:val="18"/>
+        </w:rPr>
+        <w:t>6. 주요설비의 변경(구조변경으로 배출시설 변경허가·변경신고 대상이 되는 경우, 습식 파쇄·분쇄시설로의 구조변경만 해당)</w:t>
+      </w:r>
+      <w:r>
+        <w:br/>
+      </w:r>
+      <w:r>
+        <w:rPr>
+          <w:rFonts w:ascii="맑은 고딕" w:hAnsi="맑은 고딕" w:eastAsia="맑은 고딕"/>
+          <w:color w:val="000000"/>
+          <w:sz w:val="18"/>
+        </w:rPr>
+        <w:t>7. 허용보관량의 변경</w:t>
+      </w:r>
+      <w:r>
+        <w:br/>
+      </w:r>
+      <w:r>
+        <w:rPr>
+          <w:rFonts w:ascii="맑은 고딕" w:hAnsi="맑은 고딕" w:eastAsia="맑은 고딕"/>
+          <w:color w:val="000000"/>
+          <w:sz w:val="18"/>
+        </w:rPr>
+        <w:t>8. 사업장 부지의 확장 또는 축소</w:t>
+      </w:r>
+    </w:p>
+    <w:p>
+      <w:pPr>
+        <w:spacing w:after="120" w:line="348" w:lineRule="auto"/>
+      </w:pPr>
       <w:r>
         <w:rPr>
           <w:rFonts w:ascii="맑은 고딕" w:hAnsi="맑은 고딕" w:eastAsia="맑은 고딕"/>
@@ -1071,9 +1161,11 @@
         </w:rPr>
         <w:t>② 변경허가를 받으려는 자는 별지 제10호서식의 변경계획서에 허가증, 변경내용을 증명하는 서류 등을 첨부하여 시·도지사에게 제출하여야 한다.</w:t>
       </w:r>
-      <w:r>
-        <w:br/>
-      </w:r>
+    </w:p>
+    <w:p>
+      <w:pPr>
+        <w:spacing w:after="120" w:line="348" w:lineRule="auto"/>
+      </w:pPr>
       <w:r>
         <w:rPr>
           <w:rFonts w:ascii="맑은 고딕" w:hAnsi="맑은 고딕" w:eastAsia="맑은 고딕"/>
@@ -1082,9 +1174,11 @@
         </w:rPr>
         <w:t>③ 시·도지사는 제출된 변경계획서를 검토하고 그 계획이 적절한지를 제출한 자에게 통보하여야 한다.</w:t>
       </w:r>
-      <w:r>
-        <w:br/>
-      </w:r>
+    </w:p>
+    <w:p>
+      <w:pPr>
+        <w:spacing w:after="120" w:line="348" w:lineRule="auto"/>
+      </w:pPr>
       <w:r>
         <w:rPr>
           <w:rFonts w:ascii="맑은 고딕" w:hAnsi="맑은 고딕" w:eastAsia="맑은 고딕"/>
@@ -1093,9 +1187,11 @@
         </w:rPr>
         <w:t>④ 적합통보를 받은 자는 그 날부터 1년(수집·운반업은 6개월) 이내에 별지 제11호서식의 변경허가신청서를 시·도지사에게 제출하여야 한다.</w:t>
       </w:r>
-      <w:r>
-        <w:br/>
-      </w:r>
+    </w:p>
+    <w:p>
+      <w:pPr>
+        <w:spacing w:after="120" w:line="348" w:lineRule="auto"/>
+      </w:pPr>
       <w:r>
         <w:rPr>
           <w:rFonts w:ascii="맑은 고딕" w:hAnsi="맑은 고딕" w:eastAsia="맑은 고딕"/>
@@ -1104,9 +1200,11 @@
         </w:rPr>
         <w:t>⑤ 시·도지사는 천재·지변 그 밖의 부득이한 사유로 기간 내에 변경허가 신청을 하지 못한 자에 대하여는 신청에 따라 그 기간을 연장할 수 있다.</w:t>
       </w:r>
-      <w:r>
-        <w:br/>
-      </w:r>
+    </w:p>
+    <w:p>
+      <w:pPr>
+        <w:spacing w:after="120" w:line="348" w:lineRule="auto"/>
+      </w:pPr>
       <w:r>
         <w:rPr>
           <w:rFonts w:ascii="맑은 고딕" w:hAnsi="맑은 고딕" w:eastAsia="맑은 고딕"/>
